--- a/Networking_Essentials/Packet_Tracer/03_Packet_Tracer_Routing.docx
+++ b/Networking_Essentials/Packet_Tracer/03_Packet_Tracer_Routing.docx
@@ -6,7 +6,7 @@
       <w:pPr>
         <w:pStyle w:val="Heading1"/>
       </w:pPr>
-      <w:bookmarkStart w:id="0" w:name="_Toc191139736"/>
+      <w:bookmarkStart w:id="0" w:name="_Toc191139936"/>
       <w:r>
         <w:t>Packet Tracer Routing</w:t>
       </w:r>
@@ -64,7 +64,7 @@
           <w:r>
             <w:fldChar w:fldCharType="separate"/>
           </w:r>
-          <w:hyperlink w:anchor="_Toc191139736" w:history="1">
+          <w:hyperlink w:anchor="_Toc191139936" w:history="1">
             <w:r>
               <w:rPr>
                 <w:rStyle w:val="Hyperlink"/>
@@ -91,7 +91,7 @@
                 <w:noProof/>
                 <w:webHidden/>
               </w:rPr>
-              <w:instrText xml:space="preserve"> PAGEREF _Toc191139736 \h </w:instrText>
+              <w:instrText xml:space="preserve"> PAGEREF _Toc191139936 \h </w:instrText>
             </w:r>
             <w:r>
               <w:rPr>
@@ -136,7 +136,7 @@
               <w14:ligatures w14:val="standardContextual"/>
             </w:rPr>
           </w:pPr>
-          <w:hyperlink w:anchor="_Toc191139737" w:history="1">
+          <w:hyperlink w:anchor="_Toc191139937" w:history="1">
             <w:r>
               <w:rPr>
                 <w:rStyle w:val="Hyperlink"/>
@@ -163,7 +163,7 @@
                 <w:noProof/>
                 <w:webHidden/>
               </w:rPr>
-              <w:instrText xml:space="preserve"> PAGEREF _Toc191139737 \h </w:instrText>
+              <w:instrText xml:space="preserve"> PAGEREF _Toc191139937 \h </w:instrText>
             </w:r>
             <w:r>
               <w:rPr>
@@ -208,7 +208,7 @@
               <w14:ligatures w14:val="standardContextual"/>
             </w:rPr>
           </w:pPr>
-          <w:hyperlink w:anchor="_Toc191139738" w:history="1">
+          <w:hyperlink w:anchor="_Toc191139938" w:history="1">
             <w:r>
               <w:rPr>
                 <w:rStyle w:val="Hyperlink"/>
@@ -235,7 +235,7 @@
                 <w:noProof/>
                 <w:webHidden/>
               </w:rPr>
-              <w:instrText xml:space="preserve"> PAGEREF _Toc191139738 \h </w:instrText>
+              <w:instrText xml:space="preserve"> PAGEREF _Toc191139938 \h </w:instrText>
             </w:r>
             <w:r>
               <w:rPr>
@@ -280,7 +280,7 @@
               <w14:ligatures w14:val="standardContextual"/>
             </w:rPr>
           </w:pPr>
-          <w:hyperlink w:anchor="_Toc191139739" w:history="1">
+          <w:hyperlink w:anchor="_Toc191139939" w:history="1">
             <w:r>
               <w:rPr>
                 <w:rStyle w:val="Hyperlink"/>
@@ -307,7 +307,7 @@
                 <w:noProof/>
                 <w:webHidden/>
               </w:rPr>
-              <w:instrText xml:space="preserve"> PAGEREF _Toc191139739 \h </w:instrText>
+              <w:instrText xml:space="preserve"> PAGEREF _Toc191139939 \h </w:instrText>
             </w:r>
             <w:r>
               <w:rPr>
@@ -352,7 +352,7 @@
               <w14:ligatures w14:val="standardContextual"/>
             </w:rPr>
           </w:pPr>
-          <w:hyperlink w:anchor="_Toc191139740" w:history="1">
+          <w:hyperlink w:anchor="_Toc191139940" w:history="1">
             <w:r>
               <w:rPr>
                 <w:rStyle w:val="Hyperlink"/>
@@ -379,7 +379,7 @@
                 <w:noProof/>
                 <w:webHidden/>
               </w:rPr>
-              <w:instrText xml:space="preserve"> PAGEREF _Toc191139740 \h </w:instrText>
+              <w:instrText xml:space="preserve"> PAGEREF _Toc191139940 \h </w:instrText>
             </w:r>
             <w:r>
               <w:rPr>
@@ -424,7 +424,7 @@
               <w14:ligatures w14:val="standardContextual"/>
             </w:rPr>
           </w:pPr>
-          <w:hyperlink w:anchor="_Toc191139741" w:history="1">
+          <w:hyperlink w:anchor="_Toc191139941" w:history="1">
             <w:r>
               <w:rPr>
                 <w:rStyle w:val="Hyperlink"/>
@@ -451,7 +451,7 @@
                 <w:noProof/>
                 <w:webHidden/>
               </w:rPr>
-              <w:instrText xml:space="preserve"> PAGEREF _Toc191139741 \h </w:instrText>
+              <w:instrText xml:space="preserve"> PAGEREF _Toc191139941 \h </w:instrText>
             </w:r>
             <w:r>
               <w:rPr>
@@ -496,7 +496,7 @@
               <w14:ligatures w14:val="standardContextual"/>
             </w:rPr>
           </w:pPr>
-          <w:hyperlink w:anchor="_Toc191139742" w:history="1">
+          <w:hyperlink w:anchor="_Toc191139942" w:history="1">
             <w:r>
               <w:rPr>
                 <w:rStyle w:val="Hyperlink"/>
@@ -523,7 +523,7 @@
                 <w:noProof/>
                 <w:webHidden/>
               </w:rPr>
-              <w:instrText xml:space="preserve"> PAGEREF _Toc191139742 \h </w:instrText>
+              <w:instrText xml:space="preserve"> PAGEREF _Toc191139942 \h </w:instrText>
             </w:r>
             <w:r>
               <w:rPr>
@@ -568,7 +568,7 @@
               <w14:ligatures w14:val="standardContextual"/>
             </w:rPr>
           </w:pPr>
-          <w:hyperlink w:anchor="_Toc191139743" w:history="1">
+          <w:hyperlink w:anchor="_Toc191139943" w:history="1">
             <w:r>
               <w:rPr>
                 <w:rStyle w:val="Hyperlink"/>
@@ -595,7 +595,7 @@
                 <w:noProof/>
                 <w:webHidden/>
               </w:rPr>
-              <w:instrText xml:space="preserve"> PAGEREF _Toc191139743 \h </w:instrText>
+              <w:instrText xml:space="preserve"> PAGEREF _Toc191139943 \h </w:instrText>
             </w:r>
             <w:r>
               <w:rPr>
@@ -640,7 +640,7 @@
               <w14:ligatures w14:val="standardContextual"/>
             </w:rPr>
           </w:pPr>
-          <w:hyperlink w:anchor="_Toc191139744" w:history="1">
+          <w:hyperlink w:anchor="_Toc191139944" w:history="1">
             <w:r>
               <w:rPr>
                 <w:rStyle w:val="Hyperlink"/>
@@ -667,7 +667,7 @@
                 <w:noProof/>
                 <w:webHidden/>
               </w:rPr>
-              <w:instrText xml:space="preserve"> PAGEREF _Toc191139744 \h </w:instrText>
+              <w:instrText xml:space="preserve"> PAGEREF _Toc191139944 \h </w:instrText>
             </w:r>
             <w:r>
               <w:rPr>
@@ -712,7 +712,7 @@
               <w14:ligatures w14:val="standardContextual"/>
             </w:rPr>
           </w:pPr>
-          <w:hyperlink w:anchor="_Toc191139745" w:history="1">
+          <w:hyperlink w:anchor="_Toc191139945" w:history="1">
             <w:r>
               <w:rPr>
                 <w:rStyle w:val="Hyperlink"/>
@@ -739,7 +739,7 @@
                 <w:noProof/>
                 <w:webHidden/>
               </w:rPr>
-              <w:instrText xml:space="preserve"> PAGEREF _Toc191139745 \h </w:instrText>
+              <w:instrText xml:space="preserve"> PAGEREF _Toc191139945 \h </w:instrText>
             </w:r>
             <w:r>
               <w:rPr>
@@ -784,7 +784,7 @@
               <w14:ligatures w14:val="standardContextual"/>
             </w:rPr>
           </w:pPr>
-          <w:hyperlink w:anchor="_Toc191139746" w:history="1">
+          <w:hyperlink w:anchor="_Toc191139946" w:history="1">
             <w:r>
               <w:rPr>
                 <w:rStyle w:val="Hyperlink"/>
@@ -811,7 +811,7 @@
                 <w:noProof/>
                 <w:webHidden/>
               </w:rPr>
-              <w:instrText xml:space="preserve"> PAGEREF _Toc191139746 \h </w:instrText>
+              <w:instrText xml:space="preserve"> PAGEREF _Toc191139946 \h </w:instrText>
             </w:r>
             <w:r>
               <w:rPr>
@@ -856,7 +856,7 @@
               <w14:ligatures w14:val="standardContextual"/>
             </w:rPr>
           </w:pPr>
-          <w:hyperlink w:anchor="_Toc191139747" w:history="1">
+          <w:hyperlink w:anchor="_Toc191139947" w:history="1">
             <w:r>
               <w:rPr>
                 <w:rStyle w:val="Hyperlink"/>
@@ -883,7 +883,7 @@
                 <w:noProof/>
                 <w:webHidden/>
               </w:rPr>
-              <w:instrText xml:space="preserve"> PAGEREF _Toc191139747 \h </w:instrText>
+              <w:instrText xml:space="preserve"> PAGEREF _Toc191139947 \h </w:instrText>
             </w:r>
             <w:r>
               <w:rPr>
@@ -941,7 +941,7 @@
       <w:pPr>
         <w:pStyle w:val="Heading3"/>
       </w:pPr>
-      <w:bookmarkStart w:id="1" w:name="_Toc191139737"/>
+      <w:bookmarkStart w:id="1" w:name="_Toc191139937"/>
       <w:r>
         <w:t>Objectives</w:t>
       </w:r>
@@ -980,7 +980,7 @@
       <w:pPr>
         <w:pStyle w:val="Heading3"/>
       </w:pPr>
-      <w:bookmarkStart w:id="2" w:name="_Toc191139738"/>
+      <w:bookmarkStart w:id="2" w:name="_Toc191139938"/>
       <w:r>
         <w:t>Activity Background</w:t>
       </w:r>
@@ -1016,7 +1016,7 @@
       <w:pPr>
         <w:pStyle w:val="Heading1"/>
       </w:pPr>
-      <w:bookmarkStart w:id="3" w:name="_Toc191139739"/>
+      <w:bookmarkStart w:id="3" w:name="_Toc191139939"/>
       <w:r>
         <w:t>Part 1: Download And Install Packet Tracer</w:t>
       </w:r>
@@ -1178,7 +1178,7 @@
       <w:pPr>
         <w:pStyle w:val="Heading1"/>
       </w:pPr>
-      <w:bookmarkStart w:id="4" w:name="_Toc191139740"/>
+      <w:bookmarkStart w:id="4" w:name="_Toc191139940"/>
       <w:r>
         <w:t>Assemble Network</w:t>
       </w:r>
@@ -1282,7 +1282,7 @@
       <w:pPr>
         <w:pStyle w:val="Heading1"/>
       </w:pPr>
-      <w:bookmarkStart w:id="5" w:name="_Toc191139741"/>
+      <w:bookmarkStart w:id="5" w:name="_Toc191139941"/>
       <w:r>
         <w:t xml:space="preserve">Configure </w:t>
       </w:r>
@@ -1614,7 +1614,7 @@
       <w:pPr>
         <w:pStyle w:val="Heading1"/>
       </w:pPr>
-      <w:bookmarkStart w:id="6" w:name="_Toc191139742"/>
+      <w:bookmarkStart w:id="6" w:name="_Toc191139942"/>
       <w:r>
         <w:lastRenderedPageBreak/>
         <w:t>Connect the Devices</w:t>
@@ -1733,7 +1733,7 @@
       <w:pPr>
         <w:pStyle w:val="Heading2"/>
       </w:pPr>
-      <w:bookmarkStart w:id="7" w:name="_Toc191139743"/>
+      <w:bookmarkStart w:id="7" w:name="_Toc191139943"/>
       <w:r>
         <w:t>Configure Routers</w:t>
       </w:r>
@@ -2302,7 +2302,7 @@
       <w:pPr>
         <w:pStyle w:val="Heading1"/>
       </w:pPr>
-      <w:bookmarkStart w:id="8" w:name="_Toc191139744"/>
+      <w:bookmarkStart w:id="8" w:name="_Toc191139944"/>
       <w:r>
         <w:t>Configure PC</w:t>
       </w:r>
@@ -2654,7 +2654,7 @@
       <w:pPr>
         <w:pStyle w:val="Heading1"/>
       </w:pPr>
-      <w:bookmarkStart w:id="9" w:name="_Toc191139745"/>
+      <w:bookmarkStart w:id="9" w:name="_Toc191139945"/>
       <w:r>
         <w:t>Test Routing</w:t>
       </w:r>
@@ -3186,7 +3186,7 @@
       <w:pPr>
         <w:pStyle w:val="Heading1"/>
       </w:pPr>
-      <w:bookmarkStart w:id="10" w:name="_Toc191139746"/>
+      <w:bookmarkStart w:id="10" w:name="_Toc191139946"/>
       <w:r>
         <w:t>Review Questions</w:t>
       </w:r>
@@ -3392,7 +3392,7 @@
       <w:pPr>
         <w:pStyle w:val="Heading2"/>
       </w:pPr>
-      <w:bookmarkStart w:id="11" w:name="_Toc191139747"/>
+      <w:bookmarkStart w:id="11" w:name="_Toc191139947"/>
       <w:r>
         <w:t>Assignment Submission</w:t>
       </w:r>
@@ -9702,7 +9702,7 @@
   <w:style w:type="paragraph" w:default="1" w:styleId="Normal">
     <w:name w:val="Normal"/>
     <w:qFormat/>
-    <w:rsid w:val="001768B2"/>
+    <w:rsid w:val="00E455E1"/>
     <w:pPr>
       <w:spacing w:before="160" w:after="80" w:line="336" w:lineRule="auto"/>
     </w:pPr>
@@ -9717,7 +9717,7 @@
     <w:next w:val="Normal"/>
     <w:link w:val="Heading1Char"/>
     <w:qFormat/>
-    <w:rsid w:val="001768B2"/>
+    <w:rsid w:val="00E455E1"/>
     <w:pPr>
       <w:keepNext/>
       <w:spacing w:before="400" w:after="200" w:line="240" w:lineRule="auto"/>
@@ -9737,7 +9737,7 @@
     <w:next w:val="Normal"/>
     <w:link w:val="Heading2Char"/>
     <w:qFormat/>
-    <w:rsid w:val="001768B2"/>
+    <w:rsid w:val="00E455E1"/>
     <w:pPr>
       <w:keepNext/>
       <w:pBdr>
@@ -9761,7 +9761,7 @@
     <w:next w:val="Normal"/>
     <w:link w:val="Heading3Char"/>
     <w:qFormat/>
-    <w:rsid w:val="001768B2"/>
+    <w:rsid w:val="00E455E1"/>
     <w:pPr>
       <w:keepNext/>
       <w:autoSpaceDE w:val="0"/>
@@ -9782,7 +9782,7 @@
     <w:uiPriority w:val="1"/>
     <w:semiHidden/>
     <w:unhideWhenUsed/>
-    <w:rsid w:val="001768B2"/>
+    <w:rsid w:val="00E455E1"/>
   </w:style>
   <w:style w:type="table" w:default="1" w:styleId="TableNormal">
     <w:name w:val="Normal Table"/>
@@ -9804,12 +9804,12 @@
     <w:uiPriority w:val="99"/>
     <w:semiHidden/>
     <w:unhideWhenUsed/>
-    <w:rsid w:val="001768B2"/>
+    <w:rsid w:val="00E455E1"/>
   </w:style>
   <w:style w:type="paragraph" w:styleId="Footer">
     <w:name w:val="footer"/>
     <w:basedOn w:val="Normal"/>
-    <w:rsid w:val="001768B2"/>
+    <w:rsid w:val="00E455E1"/>
     <w:pPr>
       <w:pBdr>
         <w:top w:val="single" w:sz="4" w:space="1" w:color="auto"/>
@@ -9827,7 +9827,7 @@
   <w:style w:type="paragraph" w:styleId="Header">
     <w:name w:val="header"/>
     <w:basedOn w:val="Normal"/>
-    <w:rsid w:val="001768B2"/>
+    <w:rsid w:val="00E455E1"/>
     <w:pPr>
       <w:tabs>
         <w:tab w:val="left" w:pos="5040"/>
@@ -9841,7 +9841,7 @@
   <w:style w:type="paragraph" w:customStyle="1" w:styleId="Outlinenumbering">
     <w:name w:val="Outline numbering"/>
     <w:basedOn w:val="Normal"/>
-    <w:rsid w:val="001768B2"/>
+    <w:rsid w:val="00E455E1"/>
     <w:pPr>
       <w:numPr>
         <w:numId w:val="1"/>
@@ -9859,7 +9859,7 @@
   <w:style w:type="paragraph" w:customStyle="1" w:styleId="NumberedHeading2">
     <w:name w:val="Numbered Heading 2"/>
     <w:basedOn w:val="Normal"/>
-    <w:rsid w:val="001768B2"/>
+    <w:rsid w:val="00E455E1"/>
     <w:pPr>
       <w:numPr>
         <w:numId w:val="2"/>
@@ -9869,12 +9869,12 @@
   <w:style w:type="character" w:styleId="PageNumber">
     <w:name w:val="page number"/>
     <w:basedOn w:val="DefaultParagraphFont"/>
-    <w:rsid w:val="001768B2"/>
+    <w:rsid w:val="00E455E1"/>
   </w:style>
   <w:style w:type="character" w:styleId="Hyperlink">
     <w:name w:val="Hyperlink"/>
     <w:uiPriority w:val="99"/>
-    <w:rsid w:val="001768B2"/>
+    <w:rsid w:val="00E455E1"/>
     <w:rPr>
       <w:color w:val="0000FF"/>
       <w:u w:val="single"/>
@@ -9882,7 +9882,7 @@
   </w:style>
   <w:style w:type="character" w:styleId="FollowedHyperlink">
     <w:name w:val="FollowedHyperlink"/>
-    <w:rsid w:val="001768B2"/>
+    <w:rsid w:val="00E455E1"/>
     <w:rPr>
       <w:color w:val="800080"/>
       <w:u w:val="single"/>
@@ -9893,7 +9893,7 @@
     <w:basedOn w:val="Normal"/>
     <w:uiPriority w:val="34"/>
     <w:qFormat/>
-    <w:rsid w:val="001768B2"/>
+    <w:rsid w:val="00E455E1"/>
     <w:pPr>
       <w:ind w:left="720"/>
     </w:pPr>
@@ -9976,7 +9976,7 @@
     <w:uiPriority w:val="39"/>
     <w:unhideWhenUsed/>
     <w:qFormat/>
-    <w:rsid w:val="001768B2"/>
+    <w:rsid w:val="00E455E1"/>
     <w:pPr>
       <w:keepLines/>
       <w:spacing w:after="0" w:line="259" w:lineRule="auto"/>
@@ -10022,7 +10022,7 @@
     <w:name w:val="Code"/>
     <w:basedOn w:val="Normal"/>
     <w:qFormat/>
-    <w:rsid w:val="001768B2"/>
+    <w:rsid w:val="00E455E1"/>
     <w:pPr>
       <w:spacing w:before="80" w:line="240" w:lineRule="auto"/>
     </w:pPr>
@@ -10037,7 +10037,7 @@
     <w:autoRedefine/>
     <w:uiPriority w:val="39"/>
     <w:unhideWhenUsed/>
-    <w:rsid w:val="001768B2"/>
+    <w:rsid w:val="00E455E1"/>
     <w:pPr>
       <w:spacing w:after="100" w:line="240" w:lineRule="auto"/>
     </w:pPr>
@@ -10049,7 +10049,7 @@
     <w:autoRedefine/>
     <w:uiPriority w:val="39"/>
     <w:unhideWhenUsed/>
-    <w:rsid w:val="001768B2"/>
+    <w:rsid w:val="00E455E1"/>
     <w:pPr>
       <w:spacing w:after="100" w:line="240" w:lineRule="auto"/>
       <w:ind w:left="202"/>
@@ -10062,7 +10062,7 @@
     <w:autoRedefine/>
     <w:uiPriority w:val="39"/>
     <w:unhideWhenUsed/>
-    <w:rsid w:val="001768B2"/>
+    <w:rsid w:val="00E455E1"/>
     <w:pPr>
       <w:spacing w:after="100" w:line="240" w:lineRule="auto"/>
       <w:ind w:left="403"/>
@@ -10362,6 +10362,7 @@
   </w:compat>
   <w:rsids>
     <w:rsidRoot w:val="00CF4F12"/>
+    <w:rsid w:val="0008278D"/>
     <w:rsid w:val="000D6D0C"/>
     <w:rsid w:val="001E2D8D"/>
     <w:rsid w:val="00362102"/>
